--- a/treasury-platform/docs/30-readiness/word/DOC-F07-use-case-catalogue-m0-m1.docx
+++ b/treasury-platform/docs/30-readiness/word/DOC-F07-use-case-catalogue-m0-m1.docx
@@ -951,6 +951,90 @@
     <w:p>
       <w:r>
         <w:br w:type="page"/>
+      </w:r>
+    </w:p>
+    <w:p>
+      <w:pPr>
+        <w:pBdr>
+          <w:top w:val="single" w:color="E8C766" w:sz="6" w:space="6"/>
+          <w:left w:val="single" w:color="E8C766" w:sz="6" w:space="6"/>
+          <w:bottom w:val="single" w:color="E8C766" w:sz="6" w:space="6"/>
+          <w:right w:val="single" w:color="E8C766" w:sz="6" w:space="6"/>
+        </w:pBdr>
+        <w:shd w:fill="FFF8E1" w:color="auto" w:val="clear"/>
+        <w:bidi/>
+        <w:spacing w:after="160" w:before="60" w:line="300"/>
+        <w:ind w:left="140" w:right="140"/>
+      </w:pPr>
+      <w:r>
+        <w:rPr>
+          <w:rFonts w:ascii="Arial" w:cs="Arial" w:eastAsia="Arial" w:hAnsi="Arial"/>
+          <w:b/>
+          <w:bCs/>
+          <w:sz w:val="20"/>
+          <w:szCs w:val="20"/>
+          <w:rtl/>
+        </w:rPr>
+        <w:t xml:space="preserve">تحديث التنفيذ (2026-10-12):</w:t>
+      </w:r>
+      <w:r>
+        <w:rPr>
+          <w:rFonts w:ascii="Arial" w:cs="Arial" w:eastAsia="Arial" w:hAnsi="Arial"/>
+          <w:b w:val="false"/>
+          <w:bCs w:val="false"/>
+          <w:sz w:val="20"/>
+          <w:szCs w:val="20"/>
+          <w:rtl/>
+        </w:rPr>
+        <w:t xml:space="preserve"> الصلاحيات في §3 مبذورة في db/seed/102_permissions.sql مع رموز DOC-F09، 138 رمزًا (DQ-F07-1). والترقيم في UC-PLT-18 وUC-PLT-19 منفّذ في القاعدة (docs/adr/0005-document-numbering-and-reference-seeds.md): </w:t>
+      </w:r>
+      <w:r>
+        <w:rPr>
+          <w:rFonts w:ascii="Courier New" w:cs="Courier New" w:eastAsia="Courier New" w:hAnsi="Courier New"/>
+          <w:b w:val="false"/>
+          <w:bCs w:val="false"/>
+          <w:color w:val="1F2937"/>
+          <w:sz w:val="18"/>
+          <w:szCs w:val="18"/>
+          <w:shd w:fill="F1F3F5" w:color="auto" w:val="clear"/>
+          <w:rtl/>
+        </w:rPr>
+        <w:t xml:space="preserve">‎cfg.usp_AllocateNumber‎</w:t>
+      </w:r>
+      <w:r>
+        <w:rPr>
+          <w:rFonts w:ascii="Arial" w:cs="Arial" w:eastAsia="Arial" w:hAnsi="Arial"/>
+          <w:b w:val="false"/>
+          <w:bCs w:val="false"/>
+          <w:sz w:val="20"/>
+          <w:szCs w:val="20"/>
+          <w:rtl/>
+        </w:rPr>
+        <w:t xml:space="preserve"> داخل معاملة الكتابة بلا فجوات، و</w:t>
+      </w:r>
+      <w:r>
+        <w:rPr>
+          <w:rFonts w:ascii="Courier New" w:cs="Courier New" w:eastAsia="Courier New" w:hAnsi="Courier New"/>
+          <w:b w:val="false"/>
+          <w:bCs w:val="false"/>
+          <w:color w:val="1F2937"/>
+          <w:sz w:val="18"/>
+          <w:szCs w:val="18"/>
+          <w:shd w:fill="F1F3F5" w:color="auto" w:val="clear"/>
+          <w:rtl/>
+        </w:rPr>
+        <w:t xml:space="preserve">‎cfg.usp_VoidNumber‎</w:t>
+      </w:r>
+      <w:r>
+        <w:rPr>
+          <w:rFonts w:ascii="Arial" w:cs="Arial" w:eastAsia="Arial" w:hAnsi="Arial"/>
+          <w:b w:val="false"/>
+          <w:bCs w:val="false"/>
+          <w:sz w:val="20"/>
+          <w:szCs w:val="20"/>
+          <w:rtl/>
+        </w:rPr>
+        <w:t xml:space="preserve"> بسبب إلزامي، وفحص النمط عند حفظ التعريف (50031)؛ وتمر الاختبارات N1 إلى N8 وفحص التزامن في CI.</w:t>
       </w:r>
     </w:p>
     <w:p>
@@ -15465,7 +15549,55 @@
           <w:szCs w:val="21"/>
           <w:rtl/>
         </w:rPr>
-        <w:t xml:space="preserve">ملاحظة: معنى «بلا فجوات» قرار مفتوح: O-12 (erd_open_items).</w:t>
+        <w:t xml:space="preserve">4ب. تعريف </w:t>
+      </w:r>
+      <w:r>
+        <w:rPr>
+          <w:rFonts w:ascii="Courier New" w:cs="Courier New" w:eastAsia="Courier New" w:hAnsi="Courier New"/>
+          <w:b w:val="false"/>
+          <w:bCs w:val="false"/>
+          <w:color w:val="1F2937"/>
+          <w:sz w:val="18"/>
+          <w:szCs w:val="18"/>
+          <w:shd w:fill="F1F3F5" w:color="auto" w:val="clear"/>
+          <w:rtl/>
+        </w:rPr>
+        <w:t xml:space="preserve">‎PROFORMA‎</w:t>
+      </w:r>
+      <w:r>
+        <w:rPr>
+          <w:rFonts w:ascii="Arial" w:cs="Arial" w:eastAsia="Arial" w:hAnsi="Arial"/>
+          <w:b w:val="false"/>
+          <w:bCs w:val="false"/>
+          <w:sz w:val="21"/>
+          <w:szCs w:val="21"/>
+          <w:rtl/>
+        </w:rPr>
+        <w:t xml:space="preserve"> أو </w:t>
+      </w:r>
+      <w:r>
+        <w:rPr>
+          <w:rFonts w:ascii="Courier New" w:cs="Courier New" w:eastAsia="Courier New" w:hAnsi="Courier New"/>
+          <w:b w:val="false"/>
+          <w:bCs w:val="false"/>
+          <w:color w:val="1F2937"/>
+          <w:sz w:val="18"/>
+          <w:szCs w:val="18"/>
+          <w:shd w:fill="F1F3F5" w:color="auto" w:val="clear"/>
+          <w:rtl/>
+        </w:rPr>
+        <w:t xml:space="preserve">‎req:&lt;TypeCode&gt;‎</w:t>
+      </w:r>
+      <w:r>
+        <w:rPr>
+          <w:rFonts w:ascii="Arial" w:cs="Arial" w:eastAsia="Arial" w:hAnsi="Arial"/>
+          <w:b w:val="false"/>
+          <w:bCs w:val="false"/>
+          <w:sz w:val="21"/>
+          <w:szCs w:val="21"/>
+          <w:rtl/>
+        </w:rPr>
+        <w:t xml:space="preserve"> بسياسة ALLOW_GAPS: يُرفض (50031)، لأن أرقام الطلبات والبروفورما بلا فجوات بقرار المالك (DQ-B02-4، O-12 في erd_open_items، ADR 0005).</w:t>
       </w:r>
     </w:p>
     <w:p>
@@ -15741,6 +15873,74 @@
           <w:rtl/>
         </w:rPr>
         <w:t xml:space="preserve">بديل وخطأ:</w:t>
+      </w:r>
+    </w:p>
+    <w:p>
+      <w:pPr>
+        <w:pStyle w:val="ListParagraph"/>
+        <w:numPr>
+          <w:ilvl w:val="0"/>
+          <w:numId w:val="2"/>
+        </w:numPr>
+        <w:bidi/>
+        <w:spacing w:after="70" w:before="0" w:line="300"/>
+      </w:pPr>
+      <w:r>
+        <w:rPr>
+          <w:rFonts w:ascii="Arial" w:cs="Arial" w:eastAsia="Arial" w:hAnsi="Arial"/>
+          <w:b w:val="false"/>
+          <w:bCs w:val="false"/>
+          <w:sz w:val="21"/>
+          <w:szCs w:val="21"/>
+          <w:rtl/>
+        </w:rPr>
+        <w:t xml:space="preserve">1أ. رقم من سلسلة بلا فجوات خارج معاملة: يُرفض (50029)، لأن رقمًا يلتزم وحده يترك فجوة إن فشلت كتابة الكيان بعده.</w:t>
+      </w:r>
+    </w:p>
+    <w:p>
+      <w:pPr>
+        <w:pStyle w:val="ListParagraph"/>
+        <w:numPr>
+          <w:ilvl w:val="0"/>
+          <w:numId w:val="2"/>
+        </w:numPr>
+        <w:bidi/>
+        <w:spacing w:after="70" w:before="0" w:line="300"/>
+      </w:pPr>
+      <w:r>
+        <w:rPr>
+          <w:rFonts w:ascii="Arial" w:cs="Arial" w:eastAsia="Arial" w:hAnsi="Arial"/>
+          <w:b w:val="false"/>
+          <w:bCs w:val="false"/>
+          <w:sz w:val="21"/>
+          <w:szCs w:val="21"/>
+          <w:rtl/>
+        </w:rPr>
+        <w:t xml:space="preserve">1ب. سلسلة على مستوى الشركة بلا شركة، أو بوسم </w:t>
+      </w:r>
+      <w:r>
+        <w:rPr>
+          <w:rFonts w:ascii="Courier New" w:cs="Courier New" w:eastAsia="Courier New" w:hAnsi="Courier New"/>
+          <w:b w:val="false"/>
+          <w:bCs w:val="false"/>
+          <w:color w:val="1F2937"/>
+          <w:sz w:val="18"/>
+          <w:szCs w:val="18"/>
+          <w:shd w:fill="F1F3F5" w:color="auto" w:val="clear"/>
+          <w:rtl/>
+        </w:rPr>
+        <w:t xml:space="preserve">‎{erp}‎</w:t>
+      </w:r>
+      <w:r>
+        <w:rPr>
+          <w:rFonts w:ascii="Arial" w:cs="Arial" w:eastAsia="Arial" w:hAnsi="Arial"/>
+          <w:b w:val="false"/>
+          <w:bCs w:val="false"/>
+          <w:sz w:val="21"/>
+          <w:szCs w:val="21"/>
+          <w:rtl/>
+        </w:rPr>
+        <w:t xml:space="preserve"> لشركة بلا رمز ERP: يُرفض (50030).</w:t>
       </w:r>
     </w:p>
     <w:p>
@@ -29156,14 +29356,23 @@
             </w:pPr>
             <w:r>
               <w:rPr>
-                <w:rFonts w:ascii="Arial" w:cs="Arial" w:eastAsia="Arial" w:hAnsi="Arial"/>
-                <w:b w:val="false"/>
-                <w:bCs w:val="false"/>
-                <w:sz w:val="18"/>
-                <w:szCs w:val="18"/>
-                <w:rtl/>
-              </w:rPr>
-              <w:t xml:space="preserve">تُعتمد كما هي تحت ModuleCode = CORE، وتُضاف إلى مصفوفة 10-m0-m1</w:t>
+                <w:rFonts w:ascii="Segoe UI Emoji" w:cs="Segoe UI Emoji" w:eastAsia="Segoe UI Emoji" w:hAnsi="Segoe UI Emoji"/>
+                <w:sz w:val="18"/>
+                <w:szCs w:val="18"/>
+                <w:rtl/>
+              </w:rPr>
+              <w:t xml:space="preserve">✅</w:t>
+            </w:r>
+            <w:r>
+              <w:rPr>
+                <w:rFonts w:ascii="Arial" w:cs="Arial" w:eastAsia="Arial" w:hAnsi="Arial"/>
+                <w:b w:val="false"/>
+                <w:bCs w:val="false"/>
+                <w:sz w:val="18"/>
+                <w:szCs w:val="18"/>
+                <w:rtl/>
+              </w:rPr>
+              <w:t xml:space="preserve"> معتمد من المالك (2026-10-12): تُعتمد كما هي تحت ModuleCode = CORE، وتُضاف إلى مصفوفة 10-m0-m1</w:t>
             </w:r>
           </w:p>
         </w:tc>
@@ -29344,14 +29553,23 @@
             </w:pPr>
             <w:r>
               <w:rPr>
-                <w:rFonts w:ascii="Arial" w:cs="Arial" w:eastAsia="Arial" w:hAnsi="Arial"/>
-                <w:b w:val="false"/>
-                <w:bCs w:val="false"/>
-                <w:sz w:val="18"/>
-                <w:szCs w:val="18"/>
-                <w:rtl/>
-              </w:rPr>
-              <w:t xml:space="preserve">ALL عند التهيئة </w:t>
+                <w:rFonts w:ascii="Segoe UI Emoji" w:cs="Segoe UI Emoji" w:eastAsia="Segoe UI Emoji" w:hAnsi="Segoe UI Emoji"/>
+                <w:sz w:val="18"/>
+                <w:szCs w:val="18"/>
+                <w:rtl/>
+              </w:rPr>
+              <w:t xml:space="preserve">✅</w:t>
+            </w:r>
+            <w:r>
+              <w:rPr>
+                <w:rFonts w:ascii="Arial" w:cs="Arial" w:eastAsia="Arial" w:hAnsi="Arial"/>
+                <w:b w:val="false"/>
+                <w:bCs w:val="false"/>
+                <w:sz w:val="18"/>
+                <w:szCs w:val="18"/>
+                <w:rtl/>
+              </w:rPr>
+              <w:t xml:space="preserve"> معتمد من المالك (2026-10-12): ALL عند التهيئة </w:t>
             </w:r>
             <w:r>
               <w:rPr>
@@ -29552,14 +29770,23 @@
             </w:pPr>
             <w:r>
               <w:rPr>
-                <w:rFonts w:ascii="Arial" w:cs="Arial" w:eastAsia="Arial" w:hAnsi="Arial"/>
-                <w:b w:val="false"/>
-                <w:bCs w:val="false"/>
-                <w:sz w:val="18"/>
-                <w:szCs w:val="18"/>
-                <w:rtl/>
-              </w:rPr>
-              <w:t xml:space="preserve">أول OPERATOR_ADMIN يُبذر عند النشر، ثم يديرها OPERATOR_ADMIN من لوحة المشغّل </w:t>
+                <w:rFonts w:ascii="Segoe UI Emoji" w:cs="Segoe UI Emoji" w:eastAsia="Segoe UI Emoji" w:hAnsi="Segoe UI Emoji"/>
+                <w:sz w:val="18"/>
+                <w:szCs w:val="18"/>
+                <w:rtl/>
+              </w:rPr>
+              <w:t xml:space="preserve">✅</w:t>
+            </w:r>
+            <w:r>
+              <w:rPr>
+                <w:rFonts w:ascii="Arial" w:cs="Arial" w:eastAsia="Arial" w:hAnsi="Arial"/>
+                <w:b w:val="false"/>
+                <w:bCs w:val="false"/>
+                <w:sz w:val="18"/>
+                <w:szCs w:val="18"/>
+                <w:rtl/>
+              </w:rPr>
+              <w:t xml:space="preserve"> معتمد من المالك (2026-10-12): أول OPERATOR_ADMIN يُبذر عند النشر، ثم يديرها OPERATOR_ADMIN من لوحة المشغّل </w:t>
             </w:r>
             <w:r>
               <w:rPr>
@@ -29761,14 +29988,23 @@
             </w:pPr>
             <w:r>
               <w:rPr>
-                <w:rFonts w:ascii="Arial" w:cs="Arial" w:eastAsia="Arial" w:hAnsi="Arial"/>
-                <w:b w:val="false"/>
-                <w:bCs w:val="false"/>
-                <w:sz w:val="18"/>
-                <w:szCs w:val="18"/>
-                <w:rtl/>
-              </w:rPr>
-              <w:t xml:space="preserve">S0 يسلّم الخدمة والواجهة البرمجية واختباراتها ومكوّن رفع مشترك؛ أول شاشة أعمال في S1 </w:t>
+                <w:rFonts w:ascii="Segoe UI Emoji" w:cs="Segoe UI Emoji" w:eastAsia="Segoe UI Emoji" w:hAnsi="Segoe UI Emoji"/>
+                <w:sz w:val="18"/>
+                <w:szCs w:val="18"/>
+                <w:rtl/>
+              </w:rPr>
+              <w:t xml:space="preserve">✅</w:t>
+            </w:r>
+            <w:r>
+              <w:rPr>
+                <w:rFonts w:ascii="Arial" w:cs="Arial" w:eastAsia="Arial" w:hAnsi="Arial"/>
+                <w:b w:val="false"/>
+                <w:bCs w:val="false"/>
+                <w:sz w:val="18"/>
+                <w:szCs w:val="18"/>
+                <w:rtl/>
+              </w:rPr>
+              <w:t xml:space="preserve"> معتمد من المالك (2026-10-12): S0 يسلّم الخدمة والواجهة البرمجية واختباراتها ومكوّن رفع مشترك؛ أول شاشة أعمال في S1 </w:t>
             </w:r>
             <w:r>
               <w:rPr>

--- a/treasury-platform/docs/30-readiness/word/DOC-F07-use-case-catalogue-m0-m1.docx
+++ b/treasury-platform/docs/30-readiness/word/DOC-F07-use-case-catalogue-m0-m1.docx
@@ -24038,11 +24038,11 @@
         </w:tblBorders>
       </w:tblPr>
       <w:tblGrid>
-        <w:gridCol w:w="1469"/>
-        <w:gridCol w:w="3188"/>
-        <w:gridCol w:w="1901"/>
-        <w:gridCol w:w="1469"/>
-        <w:gridCol w:w="1837"/>
+        <w:gridCol w:w="1450"/>
+        <w:gridCol w:w="3144"/>
+        <w:gridCol w:w="1876"/>
+        <w:gridCol w:w="1582"/>
+        <w:gridCol w:w="1812"/>
       </w:tblGrid>
       <w:tr>
         <w:trPr>
@@ -24051,7 +24051,7 @@
         </w:trPr>
         <w:tc>
           <w:tcPr>
-            <w:tcW w:type="dxa" w:w="1469"/>
+            <w:tcW w:type="dxa" w:w="1450"/>
             <w:tcBorders>
               <w:top w:val="single" w:color="BFC9D6" w:sz="4"/>
               <w:left w:val="single" w:color="BFC9D6" w:sz="4"/>
@@ -24089,7 +24089,7 @@
         </w:tc>
         <w:tc>
           <w:tcPr>
-            <w:tcW w:type="dxa" w:w="3188"/>
+            <w:tcW w:type="dxa" w:w="3144"/>
             <w:tcBorders>
               <w:top w:val="single" w:color="BFC9D6" w:sz="4"/>
               <w:left w:val="single" w:color="BFC9D6" w:sz="4"/>
@@ -24127,7 +24127,7 @@
         </w:tc>
         <w:tc>
           <w:tcPr>
-            <w:tcW w:type="dxa" w:w="1901"/>
+            <w:tcW w:type="dxa" w:w="1876"/>
             <w:tcBorders>
               <w:top w:val="single" w:color="BFC9D6" w:sz="4"/>
               <w:left w:val="single" w:color="BFC9D6" w:sz="4"/>
@@ -24165,7 +24165,7 @@
         </w:tc>
         <w:tc>
           <w:tcPr>
-            <w:tcW w:type="dxa" w:w="1469"/>
+            <w:tcW w:type="dxa" w:w="1582"/>
             <w:tcBorders>
               <w:top w:val="single" w:color="BFC9D6" w:sz="4"/>
               <w:left w:val="single" w:color="BFC9D6" w:sz="4"/>
@@ -24203,7 +24203,7 @@
         </w:tc>
         <w:tc>
           <w:tcPr>
-            <w:tcW w:type="dxa" w:w="1837"/>
+            <w:tcW w:type="dxa" w:w="1812"/>
             <w:tcBorders>
               <w:top w:val="single" w:color="BFC9D6" w:sz="4"/>
               <w:left w:val="single" w:color="BFC9D6" w:sz="4"/>
@@ -24246,7 +24246,7 @@
         </w:trPr>
         <w:tc>
           <w:tcPr>
-            <w:tcW w:type="dxa" w:w="1469"/>
+            <w:tcW w:type="dxa" w:w="1450"/>
             <w:tcBorders>
               <w:top w:val="single" w:color="BFC9D6" w:sz="4"/>
               <w:left w:val="single" w:color="BFC9D6" w:sz="4"/>
@@ -24282,7 +24282,7 @@
         </w:tc>
         <w:tc>
           <w:tcPr>
-            <w:tcW w:type="dxa" w:w="3188"/>
+            <w:tcW w:type="dxa" w:w="3144"/>
             <w:tcBorders>
               <w:top w:val="single" w:color="BFC9D6" w:sz="4"/>
               <w:left w:val="single" w:color="BFC9D6" w:sz="4"/>
@@ -24352,7 +24352,7 @@
         </w:tc>
         <w:tc>
           <w:tcPr>
-            <w:tcW w:type="dxa" w:w="1901"/>
+            <w:tcW w:type="dxa" w:w="1876"/>
             <w:tcBorders>
               <w:top w:val="single" w:color="BFC9D6" w:sz="4"/>
               <w:left w:val="single" w:color="BFC9D6" w:sz="4"/>
@@ -24401,7 +24401,7 @@
         </w:tc>
         <w:tc>
           <w:tcPr>
-            <w:tcW w:type="dxa" w:w="1469"/>
+            <w:tcW w:type="dxa" w:w="1582"/>
             <w:tcBorders>
               <w:top w:val="single" w:color="BFC9D6" w:sz="4"/>
               <w:left w:val="single" w:color="BFC9D6" w:sz="4"/>
@@ -24437,7 +24437,7 @@
         </w:tc>
         <w:tc>
           <w:tcPr>
-            <w:tcW w:type="dxa" w:w="1837"/>
+            <w:tcW w:type="dxa" w:w="1812"/>
             <w:tcBorders>
               <w:top w:val="single" w:color="BFC9D6" w:sz="4"/>
               <w:left w:val="single" w:color="BFC9D6" w:sz="4"/>
@@ -24478,7 +24478,7 @@
         </w:trPr>
         <w:tc>
           <w:tcPr>
-            <w:tcW w:type="dxa" w:w="1469"/>
+            <w:tcW w:type="dxa" w:w="1450"/>
             <w:tcBorders>
               <w:top w:val="single" w:color="BFC9D6" w:sz="4"/>
               <w:left w:val="single" w:color="BFC9D6" w:sz="4"/>
@@ -24515,7 +24515,7 @@
         </w:tc>
         <w:tc>
           <w:tcPr>
-            <w:tcW w:type="dxa" w:w="3188"/>
+            <w:tcW w:type="dxa" w:w="3144"/>
             <w:tcBorders>
               <w:top w:val="single" w:color="BFC9D6" w:sz="4"/>
               <w:left w:val="single" w:color="BFC9D6" w:sz="4"/>
@@ -24586,7 +24586,7 @@
         </w:tc>
         <w:tc>
           <w:tcPr>
-            <w:tcW w:type="dxa" w:w="1901"/>
+            <w:tcW w:type="dxa" w:w="1876"/>
             <w:tcBorders>
               <w:top w:val="single" w:color="BFC9D6" w:sz="4"/>
               <w:left w:val="single" w:color="BFC9D6" w:sz="4"/>
@@ -24623,7 +24623,7 @@
         </w:tc>
         <w:tc>
           <w:tcPr>
-            <w:tcW w:type="dxa" w:w="1469"/>
+            <w:tcW w:type="dxa" w:w="1582"/>
             <w:tcBorders>
               <w:top w:val="single" w:color="BFC9D6" w:sz="4"/>
               <w:left w:val="single" w:color="BFC9D6" w:sz="4"/>
@@ -24660,7 +24660,7 @@
         </w:tc>
         <w:tc>
           <w:tcPr>
-            <w:tcW w:type="dxa" w:w="1837"/>
+            <w:tcW w:type="dxa" w:w="1812"/>
             <w:tcBorders>
               <w:top w:val="single" w:color="BFC9D6" w:sz="4"/>
               <w:left w:val="single" w:color="BFC9D6" w:sz="4"/>
@@ -24702,7 +24702,7 @@
         </w:trPr>
         <w:tc>
           <w:tcPr>
-            <w:tcW w:type="dxa" w:w="1469"/>
+            <w:tcW w:type="dxa" w:w="1450"/>
             <w:tcBorders>
               <w:top w:val="single" w:color="BFC9D6" w:sz="4"/>
               <w:left w:val="single" w:color="BFC9D6" w:sz="4"/>
@@ -24738,7 +24738,7 @@
         </w:tc>
         <w:tc>
           <w:tcPr>
-            <w:tcW w:type="dxa" w:w="3188"/>
+            <w:tcW w:type="dxa" w:w="3144"/>
             <w:tcBorders>
               <w:top w:val="single" w:color="BFC9D6" w:sz="4"/>
               <w:left w:val="single" w:color="BFC9D6" w:sz="4"/>
@@ -24808,7 +24808,7 @@
         </w:tc>
         <w:tc>
           <w:tcPr>
-            <w:tcW w:type="dxa" w:w="1901"/>
+            <w:tcW w:type="dxa" w:w="1876"/>
             <w:tcBorders>
               <w:top w:val="single" w:color="BFC9D6" w:sz="4"/>
               <w:left w:val="single" w:color="BFC9D6" w:sz="4"/>
@@ -24844,7 +24844,7 @@
         </w:tc>
         <w:tc>
           <w:tcPr>
-            <w:tcW w:type="dxa" w:w="1469"/>
+            <w:tcW w:type="dxa" w:w="1582"/>
             <w:tcBorders>
               <w:top w:val="single" w:color="BFC9D6" w:sz="4"/>
               <w:left w:val="single" w:color="BFC9D6" w:sz="4"/>
@@ -24880,7 +24880,7 @@
         </w:tc>
         <w:tc>
           <w:tcPr>
-            <w:tcW w:type="dxa" w:w="1837"/>
+            <w:tcW w:type="dxa" w:w="1812"/>
             <w:tcBorders>
               <w:top w:val="single" w:color="BFC9D6" w:sz="4"/>
               <w:left w:val="single" w:color="BFC9D6" w:sz="4"/>
@@ -24921,7 +24921,7 @@
         </w:trPr>
         <w:tc>
           <w:tcPr>
-            <w:tcW w:type="dxa" w:w="1469"/>
+            <w:tcW w:type="dxa" w:w="1450"/>
             <w:tcBorders>
               <w:top w:val="single" w:color="BFC9D6" w:sz="4"/>
               <w:left w:val="single" w:color="BFC9D6" w:sz="4"/>
@@ -24958,7 +24958,7 @@
         </w:tc>
         <w:tc>
           <w:tcPr>
-            <w:tcW w:type="dxa" w:w="3188"/>
+            <w:tcW w:type="dxa" w:w="3144"/>
             <w:tcBorders>
               <w:top w:val="single" w:color="BFC9D6" w:sz="4"/>
               <w:left w:val="single" w:color="BFC9D6" w:sz="4"/>
@@ -25029,7 +25029,7 @@
         </w:tc>
         <w:tc>
           <w:tcPr>
-            <w:tcW w:type="dxa" w:w="1901"/>
+            <w:tcW w:type="dxa" w:w="1876"/>
             <w:tcBorders>
               <w:top w:val="single" w:color="BFC9D6" w:sz="4"/>
               <w:left w:val="single" w:color="BFC9D6" w:sz="4"/>
@@ -25066,7 +25066,7 @@
         </w:tc>
         <w:tc>
           <w:tcPr>
-            <w:tcW w:type="dxa" w:w="1469"/>
+            <w:tcW w:type="dxa" w:w="1582"/>
             <w:tcBorders>
               <w:top w:val="single" w:color="BFC9D6" w:sz="4"/>
               <w:left w:val="single" w:color="BFC9D6" w:sz="4"/>
@@ -25103,7 +25103,7 @@
         </w:tc>
         <w:tc>
           <w:tcPr>
-            <w:tcW w:type="dxa" w:w="1837"/>
+            <w:tcW w:type="dxa" w:w="1812"/>
             <w:tcBorders>
               <w:top w:val="single" w:color="BFC9D6" w:sz="4"/>
               <w:left w:val="single" w:color="BFC9D6" w:sz="4"/>
@@ -25145,7 +25145,7 @@
         </w:trPr>
         <w:tc>
           <w:tcPr>
-            <w:tcW w:type="dxa" w:w="1469"/>
+            <w:tcW w:type="dxa" w:w="1450"/>
             <w:tcBorders>
               <w:top w:val="single" w:color="BFC9D6" w:sz="4"/>
               <w:left w:val="single" w:color="BFC9D6" w:sz="4"/>
@@ -25181,7 +25181,7 @@
         </w:tc>
         <w:tc>
           <w:tcPr>
-            <w:tcW w:type="dxa" w:w="3188"/>
+            <w:tcW w:type="dxa" w:w="3144"/>
             <w:tcBorders>
               <w:top w:val="single" w:color="BFC9D6" w:sz="4"/>
               <w:left w:val="single" w:color="BFC9D6" w:sz="4"/>
@@ -25296,7 +25296,7 @@
         </w:tc>
         <w:tc>
           <w:tcPr>
-            <w:tcW w:type="dxa" w:w="1901"/>
+            <w:tcW w:type="dxa" w:w="1876"/>
             <w:tcBorders>
               <w:top w:val="single" w:color="BFC9D6" w:sz="4"/>
               <w:left w:val="single" w:color="BFC9D6" w:sz="4"/>
@@ -25332,7 +25332,7 @@
         </w:tc>
         <w:tc>
           <w:tcPr>
-            <w:tcW w:type="dxa" w:w="1469"/>
+            <w:tcW w:type="dxa" w:w="1582"/>
             <w:tcBorders>
               <w:top w:val="single" w:color="BFC9D6" w:sz="4"/>
               <w:left w:val="single" w:color="BFC9D6" w:sz="4"/>
@@ -25368,7 +25368,7 @@
         </w:tc>
         <w:tc>
           <w:tcPr>
-            <w:tcW w:type="dxa" w:w="1837"/>
+            <w:tcW w:type="dxa" w:w="1812"/>
             <w:tcBorders>
               <w:top w:val="single" w:color="BFC9D6" w:sz="4"/>
               <w:left w:val="single" w:color="BFC9D6" w:sz="4"/>
@@ -25409,7 +25409,7 @@
         </w:trPr>
         <w:tc>
           <w:tcPr>
-            <w:tcW w:type="dxa" w:w="1469"/>
+            <w:tcW w:type="dxa" w:w="1450"/>
             <w:tcBorders>
               <w:top w:val="single" w:color="BFC9D6" w:sz="4"/>
               <w:left w:val="single" w:color="BFC9D6" w:sz="4"/>
@@ -25446,7 +25446,7 @@
         </w:tc>
         <w:tc>
           <w:tcPr>
-            <w:tcW w:type="dxa" w:w="3188"/>
+            <w:tcW w:type="dxa" w:w="3144"/>
             <w:tcBorders>
               <w:top w:val="single" w:color="BFC9D6" w:sz="4"/>
               <w:left w:val="single" w:color="BFC9D6" w:sz="4"/>
@@ -25496,7 +25496,7 @@
         </w:tc>
         <w:tc>
           <w:tcPr>
-            <w:tcW w:type="dxa" w:w="1901"/>
+            <w:tcW w:type="dxa" w:w="1876"/>
             <w:tcBorders>
               <w:top w:val="single" w:color="BFC9D6" w:sz="4"/>
               <w:left w:val="single" w:color="BFC9D6" w:sz="4"/>
@@ -25546,7 +25546,7 @@
         </w:tc>
         <w:tc>
           <w:tcPr>
-            <w:tcW w:type="dxa" w:w="1469"/>
+            <w:tcW w:type="dxa" w:w="1582"/>
             <w:tcBorders>
               <w:top w:val="single" w:color="BFC9D6" w:sz="4"/>
               <w:left w:val="single" w:color="BFC9D6" w:sz="4"/>
@@ -25583,7 +25583,7 @@
         </w:tc>
         <w:tc>
           <w:tcPr>
-            <w:tcW w:type="dxa" w:w="1837"/>
+            <w:tcW w:type="dxa" w:w="1812"/>
             <w:tcBorders>
               <w:top w:val="single" w:color="BFC9D6" w:sz="4"/>
               <w:left w:val="single" w:color="BFC9D6" w:sz="4"/>
@@ -25625,7 +25625,7 @@
         </w:trPr>
         <w:tc>
           <w:tcPr>
-            <w:tcW w:type="dxa" w:w="1469"/>
+            <w:tcW w:type="dxa" w:w="1450"/>
             <w:tcBorders>
               <w:top w:val="single" w:color="BFC9D6" w:sz="4"/>
               <w:left w:val="single" w:color="BFC9D6" w:sz="4"/>
@@ -25661,7 +25661,7 @@
         </w:tc>
         <w:tc>
           <w:tcPr>
-            <w:tcW w:type="dxa" w:w="3188"/>
+            <w:tcW w:type="dxa" w:w="3144"/>
             <w:tcBorders>
               <w:top w:val="single" w:color="BFC9D6" w:sz="4"/>
               <w:left w:val="single" w:color="BFC9D6" w:sz="4"/>
@@ -25731,7 +25731,7 @@
         </w:tc>
         <w:tc>
           <w:tcPr>
-            <w:tcW w:type="dxa" w:w="1901"/>
+            <w:tcW w:type="dxa" w:w="1876"/>
             <w:tcBorders>
               <w:top w:val="single" w:color="BFC9D6" w:sz="4"/>
               <w:left w:val="single" w:color="BFC9D6" w:sz="4"/>
@@ -25767,7 +25767,7 @@
         </w:tc>
         <w:tc>
           <w:tcPr>
-            <w:tcW w:type="dxa" w:w="1469"/>
+            <w:tcW w:type="dxa" w:w="1582"/>
             <w:tcBorders>
               <w:top w:val="single" w:color="BFC9D6" w:sz="4"/>
               <w:left w:val="single" w:color="BFC9D6" w:sz="4"/>
@@ -25803,7 +25803,7 @@
         </w:tc>
         <w:tc>
           <w:tcPr>
-            <w:tcW w:type="dxa" w:w="1837"/>
+            <w:tcW w:type="dxa" w:w="1812"/>
             <w:tcBorders>
               <w:top w:val="single" w:color="BFC9D6" w:sz="4"/>
               <w:left w:val="single" w:color="BFC9D6" w:sz="4"/>
@@ -25844,7 +25844,7 @@
         </w:trPr>
         <w:tc>
           <w:tcPr>
-            <w:tcW w:type="dxa" w:w="1469"/>
+            <w:tcW w:type="dxa" w:w="1450"/>
             <w:tcBorders>
               <w:top w:val="single" w:color="BFC9D6" w:sz="4"/>
               <w:left w:val="single" w:color="BFC9D6" w:sz="4"/>
@@ -25881,7 +25881,7 @@
         </w:tc>
         <w:tc>
           <w:tcPr>
-            <w:tcW w:type="dxa" w:w="3188"/>
+            <w:tcW w:type="dxa" w:w="3144"/>
             <w:tcBorders>
               <w:top w:val="single" w:color="BFC9D6" w:sz="4"/>
               <w:left w:val="single" w:color="BFC9D6" w:sz="4"/>
@@ -25952,7 +25952,7 @@
         </w:tc>
         <w:tc>
           <w:tcPr>
-            <w:tcW w:type="dxa" w:w="1901"/>
+            <w:tcW w:type="dxa" w:w="1876"/>
             <w:tcBorders>
               <w:top w:val="single" w:color="BFC9D6" w:sz="4"/>
               <w:left w:val="single" w:color="BFC9D6" w:sz="4"/>
@@ -25989,7 +25989,7 @@
         </w:tc>
         <w:tc>
           <w:tcPr>
-            <w:tcW w:type="dxa" w:w="1469"/>
+            <w:tcW w:type="dxa" w:w="1582"/>
             <w:tcBorders>
               <w:top w:val="single" w:color="BFC9D6" w:sz="4"/>
               <w:left w:val="single" w:color="BFC9D6" w:sz="4"/>
@@ -26026,7 +26026,7 @@
         </w:tc>
         <w:tc>
           <w:tcPr>
-            <w:tcW w:type="dxa" w:w="1837"/>
+            <w:tcW w:type="dxa" w:w="1812"/>
             <w:tcBorders>
               <w:top w:val="single" w:color="BFC9D6" w:sz="4"/>
               <w:left w:val="single" w:color="BFC9D6" w:sz="4"/>
@@ -26068,7 +26068,7 @@
         </w:trPr>
         <w:tc>
           <w:tcPr>
-            <w:tcW w:type="dxa" w:w="1469"/>
+            <w:tcW w:type="dxa" w:w="1450"/>
             <w:tcBorders>
               <w:top w:val="single" w:color="BFC9D6" w:sz="4"/>
               <w:left w:val="single" w:color="BFC9D6" w:sz="4"/>
@@ -26104,7 +26104,7 @@
         </w:tc>
         <w:tc>
           <w:tcPr>
-            <w:tcW w:type="dxa" w:w="3188"/>
+            <w:tcW w:type="dxa" w:w="3144"/>
             <w:tcBorders>
               <w:top w:val="single" w:color="BFC9D6" w:sz="4"/>
               <w:left w:val="single" w:color="BFC9D6" w:sz="4"/>
@@ -26174,7 +26174,7 @@
         </w:tc>
         <w:tc>
           <w:tcPr>
-            <w:tcW w:type="dxa" w:w="1901"/>
+            <w:tcW w:type="dxa" w:w="1876"/>
             <w:tcBorders>
               <w:top w:val="single" w:color="BFC9D6" w:sz="4"/>
               <w:left w:val="single" w:color="BFC9D6" w:sz="4"/>
@@ -26210,7 +26210,7 @@
         </w:tc>
         <w:tc>
           <w:tcPr>
-            <w:tcW w:type="dxa" w:w="1469"/>
+            <w:tcW w:type="dxa" w:w="1582"/>
             <w:tcBorders>
               <w:top w:val="single" w:color="BFC9D6" w:sz="4"/>
               <w:left w:val="single" w:color="BFC9D6" w:sz="4"/>
@@ -26246,7 +26246,7 @@
         </w:tc>
         <w:tc>
           <w:tcPr>
-            <w:tcW w:type="dxa" w:w="1837"/>
+            <w:tcW w:type="dxa" w:w="1812"/>
             <w:tcBorders>
               <w:top w:val="single" w:color="BFC9D6" w:sz="4"/>
               <w:left w:val="single" w:color="BFC9D6" w:sz="4"/>
@@ -26287,7 +26287,7 @@
         </w:trPr>
         <w:tc>
           <w:tcPr>
-            <w:tcW w:type="dxa" w:w="1469"/>
+            <w:tcW w:type="dxa" w:w="1450"/>
             <w:tcBorders>
               <w:top w:val="single" w:color="BFC9D6" w:sz="4"/>
               <w:left w:val="single" w:color="BFC9D6" w:sz="4"/>
@@ -26324,7 +26324,7 @@
         </w:tc>
         <w:tc>
           <w:tcPr>
-            <w:tcW w:type="dxa" w:w="3188"/>
+            <w:tcW w:type="dxa" w:w="3144"/>
             <w:tcBorders>
               <w:top w:val="single" w:color="BFC9D6" w:sz="4"/>
               <w:left w:val="single" w:color="BFC9D6" w:sz="4"/>
@@ -26395,7 +26395,7 @@
         </w:tc>
         <w:tc>
           <w:tcPr>
-            <w:tcW w:type="dxa" w:w="1901"/>
+            <w:tcW w:type="dxa" w:w="1876"/>
             <w:tcBorders>
               <w:top w:val="single" w:color="BFC9D6" w:sz="4"/>
               <w:left w:val="single" w:color="BFC9D6" w:sz="4"/>
@@ -26432,7 +26432,7 @@
         </w:tc>
         <w:tc>
           <w:tcPr>
-            <w:tcW w:type="dxa" w:w="1469"/>
+            <w:tcW w:type="dxa" w:w="1582"/>
             <w:tcBorders>
               <w:top w:val="single" w:color="BFC9D6" w:sz="4"/>
               <w:left w:val="single" w:color="BFC9D6" w:sz="4"/>
@@ -26463,13 +26463,13 @@
                 <w:szCs w:val="18"/>
                 <w:rtl/>
               </w:rPr>
-              <w:t xml:space="preserve">بلا INSTITUTIONS لا تعمل</w:t>
-            </w:r>
-          </w:p>
-        </w:tc>
-        <w:tc>
-          <w:tcPr>
-            <w:tcW w:type="dxa" w:w="1837"/>
+              <w:t xml:space="preserve">بلا INSTITUTIONS لا تعمل؛ تعديل بنود نسخة فعّالة أو مسحوبة أو إعادتها مسودة: يُرفض (50033)، والتعديل نسخة جديدة (ADR 0006)</w:t>
+            </w:r>
+          </w:p>
+        </w:tc>
+        <w:tc>
+          <w:tcPr>
+            <w:tcW w:type="dxa" w:w="1812"/>
             <w:tcBorders>
               <w:top w:val="single" w:color="BFC9D6" w:sz="4"/>
               <w:left w:val="single" w:color="BFC9D6" w:sz="4"/>
@@ -26511,7 +26511,7 @@
         </w:trPr>
         <w:tc>
           <w:tcPr>
-            <w:tcW w:type="dxa" w:w="1469"/>
+            <w:tcW w:type="dxa" w:w="1450"/>
             <w:tcBorders>
               <w:top w:val="single" w:color="BFC9D6" w:sz="4"/>
               <w:left w:val="single" w:color="BFC9D6" w:sz="4"/>
@@ -26547,7 +26547,7 @@
         </w:tc>
         <w:tc>
           <w:tcPr>
-            <w:tcW w:type="dxa" w:w="3188"/>
+            <w:tcW w:type="dxa" w:w="3144"/>
             <w:tcBorders>
               <w:top w:val="single" w:color="BFC9D6" w:sz="4"/>
               <w:left w:val="single" w:color="BFC9D6" w:sz="4"/>
@@ -26617,7 +26617,7 @@
         </w:tc>
         <w:tc>
           <w:tcPr>
-            <w:tcW w:type="dxa" w:w="1901"/>
+            <w:tcW w:type="dxa" w:w="1876"/>
             <w:tcBorders>
               <w:top w:val="single" w:color="BFC9D6" w:sz="4"/>
               <w:left w:val="single" w:color="BFC9D6" w:sz="4"/>
@@ -26653,7 +26653,7 @@
         </w:tc>
         <w:tc>
           <w:tcPr>
-            <w:tcW w:type="dxa" w:w="1469"/>
+            <w:tcW w:type="dxa" w:w="1582"/>
             <w:tcBorders>
               <w:top w:val="single" w:color="BFC9D6" w:sz="4"/>
               <w:left w:val="single" w:color="BFC9D6" w:sz="4"/>
@@ -26689,7 +26689,7 @@
         </w:tc>
         <w:tc>
           <w:tcPr>
-            <w:tcW w:type="dxa" w:w="1837"/>
+            <w:tcW w:type="dxa" w:w="1812"/>
             <w:tcBorders>
               <w:top w:val="single" w:color="BFC9D6" w:sz="4"/>
               <w:left w:val="single" w:color="BFC9D6" w:sz="4"/>
@@ -26730,7 +26730,7 @@
         </w:trPr>
         <w:tc>
           <w:tcPr>
-            <w:tcW w:type="dxa" w:w="1469"/>
+            <w:tcW w:type="dxa" w:w="1450"/>
             <w:tcBorders>
               <w:top w:val="single" w:color="BFC9D6" w:sz="4"/>
               <w:left w:val="single" w:color="BFC9D6" w:sz="4"/>
@@ -26767,7 +26767,7 @@
         </w:tc>
         <w:tc>
           <w:tcPr>
-            <w:tcW w:type="dxa" w:w="3188"/>
+            <w:tcW w:type="dxa" w:w="3144"/>
             <w:tcBorders>
               <w:top w:val="single" w:color="BFC9D6" w:sz="4"/>
               <w:left w:val="single" w:color="BFC9D6" w:sz="4"/>
@@ -26883,7 +26883,7 @@
         </w:tc>
         <w:tc>
           <w:tcPr>
-            <w:tcW w:type="dxa" w:w="1901"/>
+            <w:tcW w:type="dxa" w:w="1876"/>
             <w:tcBorders>
               <w:top w:val="single" w:color="BFC9D6" w:sz="4"/>
               <w:left w:val="single" w:color="BFC9D6" w:sz="4"/>
@@ -26920,7 +26920,7 @@
         </w:tc>
         <w:tc>
           <w:tcPr>
-            <w:tcW w:type="dxa" w:w="1469"/>
+            <w:tcW w:type="dxa" w:w="1582"/>
             <w:tcBorders>
               <w:top w:val="single" w:color="BFC9D6" w:sz="4"/>
               <w:left w:val="single" w:color="BFC9D6" w:sz="4"/>
@@ -26957,7 +26957,7 @@
         </w:tc>
         <w:tc>
           <w:tcPr>
-            <w:tcW w:type="dxa" w:w="1837"/>
+            <w:tcW w:type="dxa" w:w="1812"/>
             <w:tcBorders>
               <w:top w:val="single" w:color="BFC9D6" w:sz="4"/>
               <w:left w:val="single" w:color="BFC9D6" w:sz="4"/>
@@ -26999,7 +26999,7 @@
         </w:trPr>
         <w:tc>
           <w:tcPr>
-            <w:tcW w:type="dxa" w:w="1469"/>
+            <w:tcW w:type="dxa" w:w="1450"/>
             <w:tcBorders>
               <w:top w:val="single" w:color="BFC9D6" w:sz="4"/>
               <w:left w:val="single" w:color="BFC9D6" w:sz="4"/>
@@ -27035,7 +27035,7 @@
         </w:tc>
         <w:tc>
           <w:tcPr>
-            <w:tcW w:type="dxa" w:w="3188"/>
+            <w:tcW w:type="dxa" w:w="3144"/>
             <w:tcBorders>
               <w:top w:val="single" w:color="BFC9D6" w:sz="4"/>
               <w:left w:val="single" w:color="BFC9D6" w:sz="4"/>
@@ -27129,7 +27129,7 @@
         </w:tc>
         <w:tc>
           <w:tcPr>
-            <w:tcW w:type="dxa" w:w="1901"/>
+            <w:tcW w:type="dxa" w:w="1876"/>
             <w:tcBorders>
               <w:top w:val="single" w:color="BFC9D6" w:sz="4"/>
               <w:left w:val="single" w:color="BFC9D6" w:sz="4"/>
@@ -27165,7 +27165,7 @@
         </w:tc>
         <w:tc>
           <w:tcPr>
-            <w:tcW w:type="dxa" w:w="1469"/>
+            <w:tcW w:type="dxa" w:w="1582"/>
             <w:tcBorders>
               <w:top w:val="single" w:color="BFC9D6" w:sz="4"/>
               <w:left w:val="single" w:color="BFC9D6" w:sz="4"/>
@@ -27201,7 +27201,7 @@
         </w:tc>
         <w:tc>
           <w:tcPr>
-            <w:tcW w:type="dxa" w:w="1837"/>
+            <w:tcW w:type="dxa" w:w="1812"/>
             <w:tcBorders>
               <w:top w:val="single" w:color="BFC9D6" w:sz="4"/>
               <w:left w:val="single" w:color="BFC9D6" w:sz="4"/>
@@ -27242,7 +27242,7 @@
         </w:trPr>
         <w:tc>
           <w:tcPr>
-            <w:tcW w:type="dxa" w:w="1469"/>
+            <w:tcW w:type="dxa" w:w="1450"/>
             <w:tcBorders>
               <w:top w:val="single" w:color="BFC9D6" w:sz="4"/>
               <w:left w:val="single" w:color="BFC9D6" w:sz="4"/>
@@ -27279,7 +27279,7 @@
         </w:tc>
         <w:tc>
           <w:tcPr>
-            <w:tcW w:type="dxa" w:w="3188"/>
+            <w:tcW w:type="dxa" w:w="3144"/>
             <w:tcBorders>
               <w:top w:val="single" w:color="BFC9D6" w:sz="4"/>
               <w:left w:val="single" w:color="BFC9D6" w:sz="4"/>
@@ -27350,7 +27350,7 @@
         </w:tc>
         <w:tc>
           <w:tcPr>
-            <w:tcW w:type="dxa" w:w="1901"/>
+            <w:tcW w:type="dxa" w:w="1876"/>
             <w:tcBorders>
               <w:top w:val="single" w:color="BFC9D6" w:sz="4"/>
               <w:left w:val="single" w:color="BFC9D6" w:sz="4"/>
@@ -27387,7 +27387,7 @@
         </w:tc>
         <w:tc>
           <w:tcPr>
-            <w:tcW w:type="dxa" w:w="1469"/>
+            <w:tcW w:type="dxa" w:w="1582"/>
             <w:tcBorders>
               <w:top w:val="single" w:color="BFC9D6" w:sz="4"/>
               <w:left w:val="single" w:color="BFC9D6" w:sz="4"/>
@@ -27424,7 +27424,7 @@
         </w:tc>
         <w:tc>
           <w:tcPr>
-            <w:tcW w:type="dxa" w:w="1837"/>
+            <w:tcW w:type="dxa" w:w="1812"/>
             <w:tcBorders>
               <w:top w:val="single" w:color="BFC9D6" w:sz="4"/>
               <w:left w:val="single" w:color="BFC9D6" w:sz="4"/>

--- a/treasury-platform/docs/30-readiness/word/DOC-F07-use-case-catalogue-m0-m1.docx
+++ b/treasury-platform/docs/30-readiness/word/DOC-F07-use-case-catalogue-m0-m1.docx
@@ -19850,7 +19850,7 @@
                 <w:szCs w:val="18"/>
                 <w:rtl/>
               </w:rPr>
-              <w:t xml:space="preserve">بلا صلاحية كشف: حزمة بلا أرقام كاملة ولا صور</w:t>
+              <w:t xml:space="preserve">بلا صلاحية كشف: حزمة بلا أرقام كاملة ولا صور؛ تصدير ثانٍ قبل انتهاء الأول: يُرفض (50035)؛ جانب القاعدة منفّذ ويعمل في SUSPENDED وCLOSED خلال النافذة (ADR 0008)</w:t>
             </w:r>
           </w:p>
         </w:tc>
